--- a/resources/form_templates/aseguradoras/DCS-FO-OP-010_SOLICITUD_DE_FIANZAS_DOMINICANA_DE_SEGUROS_FIEL_CUMPLIMIENTO.docx
+++ b/resources/form_templates/aseguradoras/DCS-FO-OP-010_SOLICITUD_DE_FIANZAS_DOMINICANA_DE_SEGUROS_FIEL_CUMPLIMIENTO.docx
@@ -3673,6 +3673,17 @@
       <w:pgMar w:top="1580" w:right="1160" w:bottom="280" w:left="900" w:header="720" w:footer="720" w:gutter="0"/>
       <w:cols w:space="720"/>
     </w:sectPr>
+    <w:p>
+      <w:pPr>
+        <w:jc w:val="center"/>
+      </w:pPr>
+      <w:r>
+        <w:rPr>
+          <w:sz w:val="20"/>
+        </w:rPr>
+        <w:t>${img_sello}</w:t>
+      </w:r>
+    </w:p>
   </w:body>
 </w:document>
 </file>

--- a/resources/form_templates/aseguradoras/DCS-FO-OP-010_SOLICITUD_DE_FIANZAS_DOMINICANA_DE_SEGUROS_FIEL_CUMPLIMIENTO.docx
+++ b/resources/form_templates/aseguradoras/DCS-FO-OP-010_SOLICITUD_DE_FIANZAS_DOMINICANA_DE_SEGUROS_FIEL_CUMPLIMIENTO.docx
@@ -3673,17 +3673,50 @@
       <w:pgMar w:top="1580" w:right="1160" w:bottom="280" w:left="900" w:header="720" w:footer="720" w:gutter="0"/>
       <w:cols w:space="720"/>
     </w:sectPr>
-    <w:p>
-      <w:pPr>
+    <w:tbl>
+      <w:tblPr>
+        <w:tblW w:w="0" w:type="auto"/>
+        <w:tblBorders>
+          <w:top w:val="none" w:sz="0" w:space="0" w:color="auto"/>
+          <w:left w:val="none" w:sz="0" w:space="0" w:color="auto"/>
+          <w:bottom w:val="none" w:sz="0" w:space="0" w:color="auto"/>
+          <w:right w:val="none" w:sz="0" w:space="0" w:color="auto"/>
+          <w:insideH w:val="none" w:sz="0" w:space="0" w:color="auto"/>
+          <w:insideV w:val="none" w:sz="0" w:space="0" w:color="auto"/>
+        </w:tblBorders>
         <w:jc w:val="center"/>
-      </w:pPr>
-      <w:r>
-        <w:rPr>
-          <w:sz w:val="20"/>
-        </w:rPr>
-        <w:t>${img_sello}</w:t>
-      </w:r>
-    </w:p>
+      </w:tblPr>
+      <w:tr>
+        <w:tc>
+          <w:tcPr>
+            <w:tcW w:w="4800" w:type="dxa"/>
+            <w:vAlign w:val="bottom"/>
+          </w:tcPr>
+          <w:p>
+            <w:pPr>
+              <w:jc w:val="center"/>
+            </w:pPr>
+            <w:r>
+              <w:t>${img_firma}</w:t>
+            </w:r>
+          </w:p>
+        </w:tc>
+        <w:tc>
+          <w:tcPr>
+            <w:tcW w:w="4800" w:type="dxa"/>
+            <w:vAlign w:val="bottom"/>
+          </w:tcPr>
+          <w:p>
+            <w:pPr>
+              <w:jc w:val="center"/>
+            </w:pPr>
+            <w:r>
+              <w:t>${img_sello}</w:t>
+            </w:r>
+          </w:p>
+        </w:tc>
+      </w:tr>
+    </w:tbl>
   </w:body>
 </w:document>
 </file>

--- a/resources/form_templates/aseguradoras/DCS-FO-OP-010_SOLICITUD_DE_FIANZAS_DOMINICANA_DE_SEGUROS_FIEL_CUMPLIMIENTO.docx
+++ b/resources/form_templates/aseguradoras/DCS-FO-OP-010_SOLICITUD_DE_FIANZAS_DOMINICANA_DE_SEGUROS_FIEL_CUMPLIMIENTO.docx
@@ -522,7 +522,7 @@
           <w:rFonts w:ascii="Times New Roman"/>
           <w:u w:val="single" w:color="000000"/>
         </w:rPr>
-        <w:t xml:space="preserve">18/03/2026</w:t>
+        <w:t xml:space="preserve">${fecha}</w:t>
       </w:r>
       <w:r>
         <w:rPr>
@@ -923,7 +923,7 @@
                       <w:u w:val="single" w:color="000000"/>
                       <w:lang w:val="es-DO"/>
                     </w:rPr>
-                    <w:t xml:space="preserve">8095600459</w:t>
+                    <w:t xml:space="preserve">${empresa_telefono}</w:t>
                   </w:r>
                   <w:r>
                     <w:rPr>
@@ -1308,7 +1308,7 @@
                       <w:sz w:val="21"/>
                       <w:lang w:val="es-DO"/>
                     </w:rPr>
-                    <w:t xml:space="preserve">402-1119954-8</w:t>
+                    <w:t xml:space="preserve">${rep_cedula}</w:t>
                   </w:r>
                 </w:p>
                 <w:p>
@@ -1418,7 +1418,7 @@
                       <w:sz w:val="20"/>
                       <w:lang w:val="es-DO"/>
                     </w:rPr>
-                    <w:t xml:space="preserve">8095600459</w:t>
+                    <w:t xml:space="preserve">${empresa_telefono}</w:t>
                   </w:r>
                   <w:r>
                     <w:rPr>
@@ -1732,7 +1732,7 @@
           <w:u w:val="single"/>
           <w:lang w:val="es-DO"/>
         </w:rPr>
-        <w:t xml:space="preserve">18/03/2026</w:t>
+        <w:t xml:space="preserve">${fecha}</w:t>
       </w:r>
       <w:r>
         <w:rPr>
